--- a/Основы проектирования баз данных/SQL/Лабораторная 10/Отчет10.docx
+++ b/Основы проектирования баз данных/SQL/Лабораторная 10/Отчет10.docx
@@ -329,7 +329,17 @@
           <w:sz w:val="40"/>
           <w:szCs w:val="36"/>
         </w:rPr>
-        <w:t xml:space="preserve">Отчет по 3 </w:t>
+        <w:t>Отчет по 10</w:t>
+      </w:r>
+      <w:r>
+        <w:rPr>
+          <w:rFonts w:cs="Times New Roman"/>
+          <w:b/>
+          <w:bCs/>
+          <w:sz w:val="40"/>
+          <w:szCs w:val="36"/>
+        </w:rPr>
+        <w:t xml:space="preserve"> </w:t>
       </w:r>
       <w:proofErr w:type="gramStart"/>
       <w:r>
@@ -586,7 +596,7 @@
     </w:p>
     <w:sdt>
       <w:sdtPr>
-        <w:id w:val="54354548"/>
+        <w:id w:val="41299719"/>
         <w:docPartObj>
           <w:docPartGallery w:val="Table of Contents"/>
           <w:docPartUnique/>
@@ -611,20 +621,1115 @@
           </w:r>
         </w:p>
         <w:p>
-          <w:fldSimple w:instr=" TOC \o &quot;1-3&quot; \h \z \u ">
-            <w:r>
-              <w:rPr>
-                <w:b/>
-                <w:bCs/>
-                <w:noProof/>
-              </w:rPr>
-              <w:t>Элементы оглавления не найдены.</w:t>
-            </w:r>
-          </w:fldSimple>
+          <w:pPr>
+            <w:pStyle w:val="11"/>
+            <w:tabs>
+              <w:tab w:val="right" w:leader="dot" w:pos="9345"/>
+            </w:tabs>
+            <w:rPr>
+              <w:noProof/>
+            </w:rPr>
+          </w:pPr>
+          <w:r>
+            <w:fldChar w:fldCharType="begin"/>
+          </w:r>
+          <w:r>
+            <w:instrText xml:space="preserve"> TOC \o "1-3" \h \z \u </w:instrText>
+          </w:r>
+          <w:r>
+            <w:fldChar w:fldCharType="separate"/>
+          </w:r>
+          <w:hyperlink w:anchor="_Toc222446082" w:history="1">
+            <w:r>
+              <w:rPr>
+                <w:rStyle w:val="a7"/>
+                <w:noProof/>
+              </w:rPr>
+              <w:t>Примеры:</w:t>
+            </w:r>
+            <w:r>
+              <w:rPr>
+                <w:noProof/>
+                <w:webHidden/>
+              </w:rPr>
+              <w:tab/>
+            </w:r>
+            <w:r>
+              <w:rPr>
+                <w:noProof/>
+                <w:webHidden/>
+              </w:rPr>
+              <w:fldChar w:fldCharType="begin"/>
+            </w:r>
+            <w:r>
+              <w:rPr>
+                <w:noProof/>
+                <w:webHidden/>
+              </w:rPr>
+              <w:instrText xml:space="preserve"> PAGEREF _Toc222446082 \h </w:instrText>
+            </w:r>
+            <w:r>
+              <w:rPr>
+                <w:noProof/>
+                <w:webHidden/>
+              </w:rPr>
+            </w:r>
+            <w:r>
+              <w:rPr>
+                <w:noProof/>
+                <w:webHidden/>
+              </w:rPr>
+              <w:fldChar w:fldCharType="separate"/>
+            </w:r>
+            <w:r>
+              <w:rPr>
+                <w:noProof/>
+                <w:webHidden/>
+              </w:rPr>
+              <w:t>3</w:t>
+            </w:r>
+            <w:r>
+              <w:rPr>
+                <w:noProof/>
+                <w:webHidden/>
+              </w:rPr>
+              <w:fldChar w:fldCharType="end"/>
+            </w:r>
+          </w:hyperlink>
+        </w:p>
+        <w:p>
+          <w:pPr>
+            <w:pStyle w:val="21"/>
+            <w:tabs>
+              <w:tab w:val="right" w:leader="dot" w:pos="9345"/>
+            </w:tabs>
+            <w:rPr>
+              <w:noProof/>
+            </w:rPr>
+          </w:pPr>
+          <w:hyperlink w:anchor="_Toc222446083" w:history="1">
+            <w:r>
+              <w:rPr>
+                <w:rStyle w:val="a7"/>
+                <w:noProof/>
+              </w:rPr>
+              <w:t>Пример 1</w:t>
+            </w:r>
+            <w:r>
+              <w:rPr>
+                <w:noProof/>
+                <w:webHidden/>
+              </w:rPr>
+              <w:tab/>
+            </w:r>
+            <w:r>
+              <w:rPr>
+                <w:noProof/>
+                <w:webHidden/>
+              </w:rPr>
+              <w:fldChar w:fldCharType="begin"/>
+            </w:r>
+            <w:r>
+              <w:rPr>
+                <w:noProof/>
+                <w:webHidden/>
+              </w:rPr>
+              <w:instrText xml:space="preserve"> PAGEREF _Toc222446083 \h </w:instrText>
+            </w:r>
+            <w:r>
+              <w:rPr>
+                <w:noProof/>
+                <w:webHidden/>
+              </w:rPr>
+            </w:r>
+            <w:r>
+              <w:rPr>
+                <w:noProof/>
+                <w:webHidden/>
+              </w:rPr>
+              <w:fldChar w:fldCharType="separate"/>
+            </w:r>
+            <w:r>
+              <w:rPr>
+                <w:noProof/>
+                <w:webHidden/>
+              </w:rPr>
+              <w:t>3</w:t>
+            </w:r>
+            <w:r>
+              <w:rPr>
+                <w:noProof/>
+                <w:webHidden/>
+              </w:rPr>
+              <w:fldChar w:fldCharType="end"/>
+            </w:r>
+          </w:hyperlink>
+        </w:p>
+        <w:p>
+          <w:pPr>
+            <w:pStyle w:val="21"/>
+            <w:tabs>
+              <w:tab w:val="right" w:leader="dot" w:pos="9345"/>
+            </w:tabs>
+            <w:rPr>
+              <w:noProof/>
+            </w:rPr>
+          </w:pPr>
+          <w:hyperlink w:anchor="_Toc222446084" w:history="1">
+            <w:r>
+              <w:rPr>
+                <w:rStyle w:val="a7"/>
+                <w:noProof/>
+              </w:rPr>
+              <w:t>Пример 2</w:t>
+            </w:r>
+            <w:r>
+              <w:rPr>
+                <w:noProof/>
+                <w:webHidden/>
+              </w:rPr>
+              <w:tab/>
+            </w:r>
+            <w:r>
+              <w:rPr>
+                <w:noProof/>
+                <w:webHidden/>
+              </w:rPr>
+              <w:fldChar w:fldCharType="begin"/>
+            </w:r>
+            <w:r>
+              <w:rPr>
+                <w:noProof/>
+                <w:webHidden/>
+              </w:rPr>
+              <w:instrText xml:space="preserve"> PAGEREF _Toc222446084 \h </w:instrText>
+            </w:r>
+            <w:r>
+              <w:rPr>
+                <w:noProof/>
+                <w:webHidden/>
+              </w:rPr>
+            </w:r>
+            <w:r>
+              <w:rPr>
+                <w:noProof/>
+                <w:webHidden/>
+              </w:rPr>
+              <w:fldChar w:fldCharType="separate"/>
+            </w:r>
+            <w:r>
+              <w:rPr>
+                <w:noProof/>
+                <w:webHidden/>
+              </w:rPr>
+              <w:t>3</w:t>
+            </w:r>
+            <w:r>
+              <w:rPr>
+                <w:noProof/>
+                <w:webHidden/>
+              </w:rPr>
+              <w:fldChar w:fldCharType="end"/>
+            </w:r>
+          </w:hyperlink>
+        </w:p>
+        <w:p>
+          <w:pPr>
+            <w:pStyle w:val="21"/>
+            <w:tabs>
+              <w:tab w:val="right" w:leader="dot" w:pos="9345"/>
+            </w:tabs>
+            <w:rPr>
+              <w:noProof/>
+            </w:rPr>
+          </w:pPr>
+          <w:hyperlink w:anchor="_Toc222446085" w:history="1">
+            <w:r>
+              <w:rPr>
+                <w:rStyle w:val="a7"/>
+                <w:noProof/>
+              </w:rPr>
+              <w:t>Пример 3</w:t>
+            </w:r>
+            <w:r>
+              <w:rPr>
+                <w:noProof/>
+                <w:webHidden/>
+              </w:rPr>
+              <w:tab/>
+            </w:r>
+            <w:r>
+              <w:rPr>
+                <w:noProof/>
+                <w:webHidden/>
+              </w:rPr>
+              <w:fldChar w:fldCharType="begin"/>
+            </w:r>
+            <w:r>
+              <w:rPr>
+                <w:noProof/>
+                <w:webHidden/>
+              </w:rPr>
+              <w:instrText xml:space="preserve"> PAGEREF _Toc222446085 \h </w:instrText>
+            </w:r>
+            <w:r>
+              <w:rPr>
+                <w:noProof/>
+                <w:webHidden/>
+              </w:rPr>
+            </w:r>
+            <w:r>
+              <w:rPr>
+                <w:noProof/>
+                <w:webHidden/>
+              </w:rPr>
+              <w:fldChar w:fldCharType="separate"/>
+            </w:r>
+            <w:r>
+              <w:rPr>
+                <w:noProof/>
+                <w:webHidden/>
+              </w:rPr>
+              <w:t>4</w:t>
+            </w:r>
+            <w:r>
+              <w:rPr>
+                <w:noProof/>
+                <w:webHidden/>
+              </w:rPr>
+              <w:fldChar w:fldCharType="end"/>
+            </w:r>
+          </w:hyperlink>
+        </w:p>
+        <w:p>
+          <w:pPr>
+            <w:pStyle w:val="21"/>
+            <w:tabs>
+              <w:tab w:val="right" w:leader="dot" w:pos="9345"/>
+            </w:tabs>
+            <w:rPr>
+              <w:noProof/>
+            </w:rPr>
+          </w:pPr>
+          <w:hyperlink w:anchor="_Toc222446086" w:history="1">
+            <w:r>
+              <w:rPr>
+                <w:rStyle w:val="a7"/>
+                <w:noProof/>
+              </w:rPr>
+              <w:t>Пример 4</w:t>
+            </w:r>
+            <w:r>
+              <w:rPr>
+                <w:noProof/>
+                <w:webHidden/>
+              </w:rPr>
+              <w:tab/>
+            </w:r>
+            <w:r>
+              <w:rPr>
+                <w:noProof/>
+                <w:webHidden/>
+              </w:rPr>
+              <w:fldChar w:fldCharType="begin"/>
+            </w:r>
+            <w:r>
+              <w:rPr>
+                <w:noProof/>
+                <w:webHidden/>
+              </w:rPr>
+              <w:instrText xml:space="preserve"> PAGEREF _Toc222446086 \h </w:instrText>
+            </w:r>
+            <w:r>
+              <w:rPr>
+                <w:noProof/>
+                <w:webHidden/>
+              </w:rPr>
+            </w:r>
+            <w:r>
+              <w:rPr>
+                <w:noProof/>
+                <w:webHidden/>
+              </w:rPr>
+              <w:fldChar w:fldCharType="separate"/>
+            </w:r>
+            <w:r>
+              <w:rPr>
+                <w:noProof/>
+                <w:webHidden/>
+              </w:rPr>
+              <w:t>4</w:t>
+            </w:r>
+            <w:r>
+              <w:rPr>
+                <w:noProof/>
+                <w:webHidden/>
+              </w:rPr>
+              <w:fldChar w:fldCharType="end"/>
+            </w:r>
+          </w:hyperlink>
+        </w:p>
+        <w:p>
+          <w:pPr>
+            <w:pStyle w:val="21"/>
+            <w:tabs>
+              <w:tab w:val="right" w:leader="dot" w:pos="9345"/>
+            </w:tabs>
+            <w:rPr>
+              <w:noProof/>
+            </w:rPr>
+          </w:pPr>
+          <w:hyperlink w:anchor="_Toc222446087" w:history="1">
+            <w:r>
+              <w:rPr>
+                <w:rStyle w:val="a7"/>
+                <w:noProof/>
+              </w:rPr>
+              <w:t>Пример 5</w:t>
+            </w:r>
+            <w:r>
+              <w:rPr>
+                <w:noProof/>
+                <w:webHidden/>
+              </w:rPr>
+              <w:tab/>
+            </w:r>
+            <w:r>
+              <w:rPr>
+                <w:noProof/>
+                <w:webHidden/>
+              </w:rPr>
+              <w:fldChar w:fldCharType="begin"/>
+            </w:r>
+            <w:r>
+              <w:rPr>
+                <w:noProof/>
+                <w:webHidden/>
+              </w:rPr>
+              <w:instrText xml:space="preserve"> PAGEREF _Toc222446087 \h </w:instrText>
+            </w:r>
+            <w:r>
+              <w:rPr>
+                <w:noProof/>
+                <w:webHidden/>
+              </w:rPr>
+            </w:r>
+            <w:r>
+              <w:rPr>
+                <w:noProof/>
+                <w:webHidden/>
+              </w:rPr>
+              <w:fldChar w:fldCharType="separate"/>
+            </w:r>
+            <w:r>
+              <w:rPr>
+                <w:noProof/>
+                <w:webHidden/>
+              </w:rPr>
+              <w:t>5</w:t>
+            </w:r>
+            <w:r>
+              <w:rPr>
+                <w:noProof/>
+                <w:webHidden/>
+              </w:rPr>
+              <w:fldChar w:fldCharType="end"/>
+            </w:r>
+          </w:hyperlink>
+        </w:p>
+        <w:p>
+          <w:pPr>
+            <w:pStyle w:val="21"/>
+            <w:tabs>
+              <w:tab w:val="right" w:leader="dot" w:pos="9345"/>
+            </w:tabs>
+            <w:rPr>
+              <w:noProof/>
+            </w:rPr>
+          </w:pPr>
+          <w:hyperlink w:anchor="_Toc222446088" w:history="1">
+            <w:r>
+              <w:rPr>
+                <w:rStyle w:val="a7"/>
+                <w:noProof/>
+              </w:rPr>
+              <w:t>Пример 6</w:t>
+            </w:r>
+            <w:r>
+              <w:rPr>
+                <w:noProof/>
+                <w:webHidden/>
+              </w:rPr>
+              <w:tab/>
+            </w:r>
+            <w:r>
+              <w:rPr>
+                <w:noProof/>
+                <w:webHidden/>
+              </w:rPr>
+              <w:fldChar w:fldCharType="begin"/>
+            </w:r>
+            <w:r>
+              <w:rPr>
+                <w:noProof/>
+                <w:webHidden/>
+              </w:rPr>
+              <w:instrText xml:space="preserve"> PAGEREF _Toc222446088 \h </w:instrText>
+            </w:r>
+            <w:r>
+              <w:rPr>
+                <w:noProof/>
+                <w:webHidden/>
+              </w:rPr>
+            </w:r>
+            <w:r>
+              <w:rPr>
+                <w:noProof/>
+                <w:webHidden/>
+              </w:rPr>
+              <w:fldChar w:fldCharType="separate"/>
+            </w:r>
+            <w:r>
+              <w:rPr>
+                <w:noProof/>
+                <w:webHidden/>
+              </w:rPr>
+              <w:t>5</w:t>
+            </w:r>
+            <w:r>
+              <w:rPr>
+                <w:noProof/>
+                <w:webHidden/>
+              </w:rPr>
+              <w:fldChar w:fldCharType="end"/>
+            </w:r>
+          </w:hyperlink>
+        </w:p>
+        <w:p>
+          <w:pPr>
+            <w:pStyle w:val="21"/>
+            <w:tabs>
+              <w:tab w:val="right" w:leader="dot" w:pos="9345"/>
+            </w:tabs>
+            <w:rPr>
+              <w:noProof/>
+            </w:rPr>
+          </w:pPr>
+          <w:hyperlink w:anchor="_Toc222446089" w:history="1">
+            <w:r>
+              <w:rPr>
+                <w:rStyle w:val="a7"/>
+                <w:noProof/>
+              </w:rPr>
+              <w:t>Пример 7</w:t>
+            </w:r>
+            <w:r>
+              <w:rPr>
+                <w:noProof/>
+                <w:webHidden/>
+              </w:rPr>
+              <w:tab/>
+            </w:r>
+            <w:r>
+              <w:rPr>
+                <w:noProof/>
+                <w:webHidden/>
+              </w:rPr>
+              <w:fldChar w:fldCharType="begin"/>
+            </w:r>
+            <w:r>
+              <w:rPr>
+                <w:noProof/>
+                <w:webHidden/>
+              </w:rPr>
+              <w:instrText xml:space="preserve"> PAGEREF _Toc222446089 \h </w:instrText>
+            </w:r>
+            <w:r>
+              <w:rPr>
+                <w:noProof/>
+                <w:webHidden/>
+              </w:rPr>
+            </w:r>
+            <w:r>
+              <w:rPr>
+                <w:noProof/>
+                <w:webHidden/>
+              </w:rPr>
+              <w:fldChar w:fldCharType="separate"/>
+            </w:r>
+            <w:r>
+              <w:rPr>
+                <w:noProof/>
+                <w:webHidden/>
+              </w:rPr>
+              <w:t>6</w:t>
+            </w:r>
+            <w:r>
+              <w:rPr>
+                <w:noProof/>
+                <w:webHidden/>
+              </w:rPr>
+              <w:fldChar w:fldCharType="end"/>
+            </w:r>
+          </w:hyperlink>
+        </w:p>
+        <w:p>
+          <w:pPr>
+            <w:pStyle w:val="11"/>
+            <w:tabs>
+              <w:tab w:val="right" w:leader="dot" w:pos="9345"/>
+            </w:tabs>
+            <w:rPr>
+              <w:noProof/>
+            </w:rPr>
+          </w:pPr>
+          <w:hyperlink w:anchor="_Toc222446090" w:history="1">
+            <w:r>
+              <w:rPr>
+                <w:rStyle w:val="a7"/>
+                <w:noProof/>
+              </w:rPr>
+              <w:t>Самостоятельные:</w:t>
+            </w:r>
+            <w:r>
+              <w:rPr>
+                <w:noProof/>
+                <w:webHidden/>
+              </w:rPr>
+              <w:tab/>
+            </w:r>
+            <w:r>
+              <w:rPr>
+                <w:noProof/>
+                <w:webHidden/>
+              </w:rPr>
+              <w:fldChar w:fldCharType="begin"/>
+            </w:r>
+            <w:r>
+              <w:rPr>
+                <w:noProof/>
+                <w:webHidden/>
+              </w:rPr>
+              <w:instrText xml:space="preserve"> PAGEREF _Toc222446090 \h </w:instrText>
+            </w:r>
+            <w:r>
+              <w:rPr>
+                <w:noProof/>
+                <w:webHidden/>
+              </w:rPr>
+            </w:r>
+            <w:r>
+              <w:rPr>
+                <w:noProof/>
+                <w:webHidden/>
+              </w:rPr>
+              <w:fldChar w:fldCharType="separate"/>
+            </w:r>
+            <w:r>
+              <w:rPr>
+                <w:noProof/>
+                <w:webHidden/>
+              </w:rPr>
+              <w:t>6</w:t>
+            </w:r>
+            <w:r>
+              <w:rPr>
+                <w:noProof/>
+                <w:webHidden/>
+              </w:rPr>
+              <w:fldChar w:fldCharType="end"/>
+            </w:r>
+          </w:hyperlink>
+        </w:p>
+        <w:p>
+          <w:pPr>
+            <w:pStyle w:val="21"/>
+            <w:tabs>
+              <w:tab w:val="right" w:leader="dot" w:pos="9345"/>
+            </w:tabs>
+            <w:rPr>
+              <w:noProof/>
+            </w:rPr>
+          </w:pPr>
+          <w:hyperlink w:anchor="_Toc222446091" w:history="1">
+            <w:r>
+              <w:rPr>
+                <w:rStyle w:val="a7"/>
+                <w:noProof/>
+              </w:rPr>
+              <w:t>Запрос 1</w:t>
+            </w:r>
+            <w:r>
+              <w:rPr>
+                <w:noProof/>
+                <w:webHidden/>
+              </w:rPr>
+              <w:tab/>
+            </w:r>
+            <w:r>
+              <w:rPr>
+                <w:noProof/>
+                <w:webHidden/>
+              </w:rPr>
+              <w:fldChar w:fldCharType="begin"/>
+            </w:r>
+            <w:r>
+              <w:rPr>
+                <w:noProof/>
+                <w:webHidden/>
+              </w:rPr>
+              <w:instrText xml:space="preserve"> PAGEREF _Toc222446091 \h </w:instrText>
+            </w:r>
+            <w:r>
+              <w:rPr>
+                <w:noProof/>
+                <w:webHidden/>
+              </w:rPr>
+            </w:r>
+            <w:r>
+              <w:rPr>
+                <w:noProof/>
+                <w:webHidden/>
+              </w:rPr>
+              <w:fldChar w:fldCharType="separate"/>
+            </w:r>
+            <w:r>
+              <w:rPr>
+                <w:noProof/>
+                <w:webHidden/>
+              </w:rPr>
+              <w:t>6</w:t>
+            </w:r>
+            <w:r>
+              <w:rPr>
+                <w:noProof/>
+                <w:webHidden/>
+              </w:rPr>
+              <w:fldChar w:fldCharType="end"/>
+            </w:r>
+          </w:hyperlink>
+        </w:p>
+        <w:p>
+          <w:pPr>
+            <w:pStyle w:val="21"/>
+            <w:tabs>
+              <w:tab w:val="right" w:leader="dot" w:pos="9345"/>
+            </w:tabs>
+            <w:rPr>
+              <w:noProof/>
+            </w:rPr>
+          </w:pPr>
+          <w:hyperlink w:anchor="_Toc222446092" w:history="1">
+            <w:r>
+              <w:rPr>
+                <w:rStyle w:val="a7"/>
+                <w:noProof/>
+              </w:rPr>
+              <w:t>Запрос 2</w:t>
+            </w:r>
+            <w:r>
+              <w:rPr>
+                <w:noProof/>
+                <w:webHidden/>
+              </w:rPr>
+              <w:tab/>
+            </w:r>
+            <w:r>
+              <w:rPr>
+                <w:noProof/>
+                <w:webHidden/>
+              </w:rPr>
+              <w:fldChar w:fldCharType="begin"/>
+            </w:r>
+            <w:r>
+              <w:rPr>
+                <w:noProof/>
+                <w:webHidden/>
+              </w:rPr>
+              <w:instrText xml:space="preserve"> PAGEREF _Toc222446092 \h </w:instrText>
+            </w:r>
+            <w:r>
+              <w:rPr>
+                <w:noProof/>
+                <w:webHidden/>
+              </w:rPr>
+            </w:r>
+            <w:r>
+              <w:rPr>
+                <w:noProof/>
+                <w:webHidden/>
+              </w:rPr>
+              <w:fldChar w:fldCharType="separate"/>
+            </w:r>
+            <w:r>
+              <w:rPr>
+                <w:noProof/>
+                <w:webHidden/>
+              </w:rPr>
+              <w:t>6</w:t>
+            </w:r>
+            <w:r>
+              <w:rPr>
+                <w:noProof/>
+                <w:webHidden/>
+              </w:rPr>
+              <w:fldChar w:fldCharType="end"/>
+            </w:r>
+          </w:hyperlink>
+        </w:p>
+        <w:p>
+          <w:pPr>
+            <w:pStyle w:val="21"/>
+            <w:tabs>
+              <w:tab w:val="right" w:leader="dot" w:pos="9345"/>
+            </w:tabs>
+            <w:rPr>
+              <w:noProof/>
+            </w:rPr>
+          </w:pPr>
+          <w:hyperlink w:anchor="_Toc222446093" w:history="1">
+            <w:r>
+              <w:rPr>
+                <w:rStyle w:val="a7"/>
+                <w:noProof/>
+              </w:rPr>
+              <w:t>Запрос 3</w:t>
+            </w:r>
+            <w:r>
+              <w:rPr>
+                <w:noProof/>
+                <w:webHidden/>
+              </w:rPr>
+              <w:tab/>
+            </w:r>
+            <w:r>
+              <w:rPr>
+                <w:noProof/>
+                <w:webHidden/>
+              </w:rPr>
+              <w:fldChar w:fldCharType="begin"/>
+            </w:r>
+            <w:r>
+              <w:rPr>
+                <w:noProof/>
+                <w:webHidden/>
+              </w:rPr>
+              <w:instrText xml:space="preserve"> PAGEREF _Toc222446093 \h </w:instrText>
+            </w:r>
+            <w:r>
+              <w:rPr>
+                <w:noProof/>
+                <w:webHidden/>
+              </w:rPr>
+            </w:r>
+            <w:r>
+              <w:rPr>
+                <w:noProof/>
+                <w:webHidden/>
+              </w:rPr>
+              <w:fldChar w:fldCharType="separate"/>
+            </w:r>
+            <w:r>
+              <w:rPr>
+                <w:noProof/>
+                <w:webHidden/>
+              </w:rPr>
+              <w:t>7</w:t>
+            </w:r>
+            <w:r>
+              <w:rPr>
+                <w:noProof/>
+                <w:webHidden/>
+              </w:rPr>
+              <w:fldChar w:fldCharType="end"/>
+            </w:r>
+          </w:hyperlink>
+        </w:p>
+        <w:p>
+          <w:pPr>
+            <w:pStyle w:val="21"/>
+            <w:tabs>
+              <w:tab w:val="right" w:leader="dot" w:pos="9345"/>
+            </w:tabs>
+            <w:rPr>
+              <w:noProof/>
+            </w:rPr>
+          </w:pPr>
+          <w:hyperlink w:anchor="_Toc222446094" w:history="1">
+            <w:r>
+              <w:rPr>
+                <w:rStyle w:val="a7"/>
+                <w:noProof/>
+              </w:rPr>
+              <w:t>Запрос 4</w:t>
+            </w:r>
+            <w:r>
+              <w:rPr>
+                <w:noProof/>
+                <w:webHidden/>
+              </w:rPr>
+              <w:tab/>
+            </w:r>
+            <w:r>
+              <w:rPr>
+                <w:noProof/>
+                <w:webHidden/>
+              </w:rPr>
+              <w:fldChar w:fldCharType="begin"/>
+            </w:r>
+            <w:r>
+              <w:rPr>
+                <w:noProof/>
+                <w:webHidden/>
+              </w:rPr>
+              <w:instrText xml:space="preserve"> PAGEREF _Toc222446094 \h </w:instrText>
+            </w:r>
+            <w:r>
+              <w:rPr>
+                <w:noProof/>
+                <w:webHidden/>
+              </w:rPr>
+            </w:r>
+            <w:r>
+              <w:rPr>
+                <w:noProof/>
+                <w:webHidden/>
+              </w:rPr>
+              <w:fldChar w:fldCharType="separate"/>
+            </w:r>
+            <w:r>
+              <w:rPr>
+                <w:noProof/>
+                <w:webHidden/>
+              </w:rPr>
+              <w:t>7</w:t>
+            </w:r>
+            <w:r>
+              <w:rPr>
+                <w:noProof/>
+                <w:webHidden/>
+              </w:rPr>
+              <w:fldChar w:fldCharType="end"/>
+            </w:r>
+          </w:hyperlink>
+        </w:p>
+        <w:p>
+          <w:pPr>
+            <w:pStyle w:val="21"/>
+            <w:tabs>
+              <w:tab w:val="right" w:leader="dot" w:pos="9345"/>
+            </w:tabs>
+            <w:rPr>
+              <w:noProof/>
+            </w:rPr>
+          </w:pPr>
+          <w:hyperlink w:anchor="_Toc222446095" w:history="1">
+            <w:r>
+              <w:rPr>
+                <w:rStyle w:val="a7"/>
+                <w:noProof/>
+              </w:rPr>
+              <w:t>Запрос 5</w:t>
+            </w:r>
+            <w:r>
+              <w:rPr>
+                <w:noProof/>
+                <w:webHidden/>
+              </w:rPr>
+              <w:tab/>
+            </w:r>
+            <w:r>
+              <w:rPr>
+                <w:noProof/>
+                <w:webHidden/>
+              </w:rPr>
+              <w:fldChar w:fldCharType="begin"/>
+            </w:r>
+            <w:r>
+              <w:rPr>
+                <w:noProof/>
+                <w:webHidden/>
+              </w:rPr>
+              <w:instrText xml:space="preserve"> PAGEREF _Toc222446095 \h </w:instrText>
+            </w:r>
+            <w:r>
+              <w:rPr>
+                <w:noProof/>
+                <w:webHidden/>
+              </w:rPr>
+            </w:r>
+            <w:r>
+              <w:rPr>
+                <w:noProof/>
+                <w:webHidden/>
+              </w:rPr>
+              <w:fldChar w:fldCharType="separate"/>
+            </w:r>
+            <w:r>
+              <w:rPr>
+                <w:noProof/>
+                <w:webHidden/>
+              </w:rPr>
+              <w:t>8</w:t>
+            </w:r>
+            <w:r>
+              <w:rPr>
+                <w:noProof/>
+                <w:webHidden/>
+              </w:rPr>
+              <w:fldChar w:fldCharType="end"/>
+            </w:r>
+          </w:hyperlink>
+        </w:p>
+        <w:p>
+          <w:pPr>
+            <w:pStyle w:val="21"/>
+            <w:tabs>
+              <w:tab w:val="right" w:leader="dot" w:pos="9345"/>
+            </w:tabs>
+            <w:rPr>
+              <w:noProof/>
+            </w:rPr>
+          </w:pPr>
+          <w:hyperlink w:anchor="_Toc222446096" w:history="1">
+            <w:r>
+              <w:rPr>
+                <w:rStyle w:val="a7"/>
+                <w:noProof/>
+              </w:rPr>
+              <w:t>Запрос 6</w:t>
+            </w:r>
+            <w:r>
+              <w:rPr>
+                <w:noProof/>
+                <w:webHidden/>
+              </w:rPr>
+              <w:tab/>
+            </w:r>
+            <w:r>
+              <w:rPr>
+                <w:noProof/>
+                <w:webHidden/>
+              </w:rPr>
+              <w:fldChar w:fldCharType="begin"/>
+            </w:r>
+            <w:r>
+              <w:rPr>
+                <w:noProof/>
+                <w:webHidden/>
+              </w:rPr>
+              <w:instrText xml:space="preserve"> PAGEREF _Toc222446096 \h </w:instrText>
+            </w:r>
+            <w:r>
+              <w:rPr>
+                <w:noProof/>
+                <w:webHidden/>
+              </w:rPr>
+            </w:r>
+            <w:r>
+              <w:rPr>
+                <w:noProof/>
+                <w:webHidden/>
+              </w:rPr>
+              <w:fldChar w:fldCharType="separate"/>
+            </w:r>
+            <w:r>
+              <w:rPr>
+                <w:noProof/>
+                <w:webHidden/>
+              </w:rPr>
+              <w:t>8</w:t>
+            </w:r>
+            <w:r>
+              <w:rPr>
+                <w:noProof/>
+                <w:webHidden/>
+              </w:rPr>
+              <w:fldChar w:fldCharType="end"/>
+            </w:r>
+          </w:hyperlink>
+        </w:p>
+        <w:p>
+          <w:pPr>
+            <w:pStyle w:val="21"/>
+            <w:tabs>
+              <w:tab w:val="right" w:leader="dot" w:pos="9345"/>
+            </w:tabs>
+            <w:rPr>
+              <w:noProof/>
+            </w:rPr>
+          </w:pPr>
+          <w:hyperlink w:anchor="_Toc222446097" w:history="1">
+            <w:r>
+              <w:rPr>
+                <w:rStyle w:val="a7"/>
+                <w:noProof/>
+              </w:rPr>
+              <w:t>Запрос 7</w:t>
+            </w:r>
+            <w:r>
+              <w:rPr>
+                <w:noProof/>
+                <w:webHidden/>
+              </w:rPr>
+              <w:tab/>
+            </w:r>
+            <w:r>
+              <w:rPr>
+                <w:noProof/>
+                <w:webHidden/>
+              </w:rPr>
+              <w:fldChar w:fldCharType="begin"/>
+            </w:r>
+            <w:r>
+              <w:rPr>
+                <w:noProof/>
+                <w:webHidden/>
+              </w:rPr>
+              <w:instrText xml:space="preserve"> PAGEREF _Toc222446097 \h </w:instrText>
+            </w:r>
+            <w:r>
+              <w:rPr>
+                <w:noProof/>
+                <w:webHidden/>
+              </w:rPr>
+            </w:r>
+            <w:r>
+              <w:rPr>
+                <w:noProof/>
+                <w:webHidden/>
+              </w:rPr>
+              <w:fldChar w:fldCharType="separate"/>
+            </w:r>
+            <w:r>
+              <w:rPr>
+                <w:noProof/>
+                <w:webHidden/>
+              </w:rPr>
+              <w:t>9</w:t>
+            </w:r>
+            <w:r>
+              <w:rPr>
+                <w:noProof/>
+                <w:webHidden/>
+              </w:rPr>
+              <w:fldChar w:fldCharType="end"/>
+            </w:r>
+          </w:hyperlink>
+        </w:p>
+        <w:p>
+          <w:r>
+            <w:fldChar w:fldCharType="end"/>
+          </w:r>
         </w:p>
       </w:sdtContent>
     </w:sdt>
     <w:p>
+      <w:pPr>
+        <w:pStyle w:val="a6"/>
+      </w:pPr>
+    </w:p>
+    <w:p>
       <w:r>
         <w:br w:type="page"/>
       </w:r>
@@ -633,209 +1738,909 @@
       <w:pPr>
         <w:pStyle w:val="1"/>
       </w:pPr>
+      <w:bookmarkStart w:id="0" w:name="_Toc222446082"/>
       <w:r>
         <w:lastRenderedPageBreak/>
         <w:t>Примеры:</w:t>
       </w:r>
+      <w:bookmarkEnd w:id="0"/>
     </w:p>
     <w:p>
       <w:pPr>
         <w:pStyle w:val="2"/>
       </w:pPr>
+      <w:bookmarkStart w:id="1" w:name="_Toc222446083"/>
       <w:r>
         <w:t>Пример 1</w:t>
       </w:r>
+      <w:bookmarkEnd w:id="1"/>
+    </w:p>
+    <w:p>
+      <w:r>
+        <w:rPr>
+          <w:noProof/>
+          <w:lang w:eastAsia="ru-RU"/>
+        </w:rPr>
+        <w:drawing>
+          <wp:inline distT="0" distB="0" distL="0" distR="0">
+            <wp:extent cx="5788660" cy="2472690"/>
+            <wp:effectExtent l="19050" t="0" r="2540" b="0"/>
+            <wp:docPr id="1" name="Рисунок 1"/>
+            <wp:cNvGraphicFramePr>
+              <a:graphicFrameLocks xmlns:a="http://schemas.openxmlformats.org/drawingml/2006/main" noChangeAspect="1"/>
+            </wp:cNvGraphicFramePr>
+            <a:graphic xmlns:a="http://schemas.openxmlformats.org/drawingml/2006/main">
+              <a:graphicData uri="http://schemas.openxmlformats.org/drawingml/2006/picture">
+                <pic:pic xmlns:pic="http://schemas.openxmlformats.org/drawingml/2006/picture">
+                  <pic:nvPicPr>
+                    <pic:cNvPr id="0" name="Picture 1"/>
+                    <pic:cNvPicPr>
+                      <a:picLocks noChangeAspect="1" noChangeArrowheads="1"/>
+                    </pic:cNvPicPr>
+                  </pic:nvPicPr>
+                  <pic:blipFill>
+                    <a:blip r:embed="rId6" cstate="print"/>
+                    <a:srcRect/>
+                    <a:stretch>
+                      <a:fillRect/>
+                    </a:stretch>
+                  </pic:blipFill>
+                  <pic:spPr bwMode="auto">
+                    <a:xfrm>
+                      <a:off x="0" y="0"/>
+                      <a:ext cx="5788660" cy="2472690"/>
+                    </a:xfrm>
+                    <a:prstGeom prst="rect">
+                      <a:avLst/>
+                    </a:prstGeom>
+                    <a:noFill/>
+                    <a:ln w="9525">
+                      <a:noFill/>
+                      <a:miter lim="800000"/>
+                      <a:headEnd/>
+                      <a:tailEnd/>
+                    </a:ln>
+                  </pic:spPr>
+                </pic:pic>
+              </a:graphicData>
+            </a:graphic>
+          </wp:inline>
+        </w:drawing>
+      </w:r>
     </w:p>
     <w:p>
       <w:pPr>
         <w:pStyle w:val="2"/>
       </w:pPr>
+      <w:bookmarkStart w:id="2" w:name="_Toc222446084"/>
       <w:r>
         <w:t>Пример 2</w:t>
       </w:r>
+      <w:bookmarkEnd w:id="2"/>
+    </w:p>
+    <w:p>
+      <w:r>
+        <w:rPr>
+          <w:noProof/>
+          <w:lang w:eastAsia="ru-RU"/>
+        </w:rPr>
+        <w:drawing>
+          <wp:inline distT="0" distB="0" distL="0" distR="0">
+            <wp:extent cx="5940425" cy="2558813"/>
+            <wp:effectExtent l="19050" t="0" r="3175" b="0"/>
+            <wp:docPr id="4" name="Рисунок 4"/>
+            <wp:cNvGraphicFramePr>
+              <a:graphicFrameLocks xmlns:a="http://schemas.openxmlformats.org/drawingml/2006/main" noChangeAspect="1"/>
+            </wp:cNvGraphicFramePr>
+            <a:graphic xmlns:a="http://schemas.openxmlformats.org/drawingml/2006/main">
+              <a:graphicData uri="http://schemas.openxmlformats.org/drawingml/2006/picture">
+                <pic:pic xmlns:pic="http://schemas.openxmlformats.org/drawingml/2006/picture">
+                  <pic:nvPicPr>
+                    <pic:cNvPr id="0" name="Picture 4"/>
+                    <pic:cNvPicPr>
+                      <a:picLocks noChangeAspect="1" noChangeArrowheads="1"/>
+                    </pic:cNvPicPr>
+                  </pic:nvPicPr>
+                  <pic:blipFill>
+                    <a:blip r:embed="rId7" cstate="print"/>
+                    <a:srcRect/>
+                    <a:stretch>
+                      <a:fillRect/>
+                    </a:stretch>
+                  </pic:blipFill>
+                  <pic:spPr bwMode="auto">
+                    <a:xfrm>
+                      <a:off x="0" y="0"/>
+                      <a:ext cx="5940425" cy="2558813"/>
+                    </a:xfrm>
+                    <a:prstGeom prst="rect">
+                      <a:avLst/>
+                    </a:prstGeom>
+                    <a:noFill/>
+                    <a:ln w="9525">
+                      <a:noFill/>
+                      <a:miter lim="800000"/>
+                      <a:headEnd/>
+                      <a:tailEnd/>
+                    </a:ln>
+                  </pic:spPr>
+                </pic:pic>
+              </a:graphicData>
+            </a:graphic>
+          </wp:inline>
+        </w:drawing>
+      </w:r>
     </w:p>
     <w:p>
       <w:pPr>
         <w:pStyle w:val="2"/>
       </w:pPr>
-      <w:r>
+      <w:bookmarkStart w:id="3" w:name="_Toc222446085"/>
+      <w:r>
+        <w:lastRenderedPageBreak/>
         <w:t>Пример 3</w:t>
       </w:r>
+      <w:bookmarkEnd w:id="3"/>
+    </w:p>
+    <w:p>
+      <w:r>
+        <w:rPr>
+          <w:noProof/>
+          <w:lang w:eastAsia="ru-RU"/>
+        </w:rPr>
+        <w:drawing>
+          <wp:inline distT="0" distB="0" distL="0" distR="0">
+            <wp:extent cx="5940425" cy="2910359"/>
+            <wp:effectExtent l="19050" t="0" r="3175" b="0"/>
+            <wp:docPr id="7" name="Рисунок 7"/>
+            <wp:cNvGraphicFramePr>
+              <a:graphicFrameLocks xmlns:a="http://schemas.openxmlformats.org/drawingml/2006/main" noChangeAspect="1"/>
+            </wp:cNvGraphicFramePr>
+            <a:graphic xmlns:a="http://schemas.openxmlformats.org/drawingml/2006/main">
+              <a:graphicData uri="http://schemas.openxmlformats.org/drawingml/2006/picture">
+                <pic:pic xmlns:pic="http://schemas.openxmlformats.org/drawingml/2006/picture">
+                  <pic:nvPicPr>
+                    <pic:cNvPr id="0" name="Picture 7"/>
+                    <pic:cNvPicPr>
+                      <a:picLocks noChangeAspect="1" noChangeArrowheads="1"/>
+                    </pic:cNvPicPr>
+                  </pic:nvPicPr>
+                  <pic:blipFill>
+                    <a:blip r:embed="rId8" cstate="print"/>
+                    <a:srcRect/>
+                    <a:stretch>
+                      <a:fillRect/>
+                    </a:stretch>
+                  </pic:blipFill>
+                  <pic:spPr bwMode="auto">
+                    <a:xfrm>
+                      <a:off x="0" y="0"/>
+                      <a:ext cx="5940425" cy="2910359"/>
+                    </a:xfrm>
+                    <a:prstGeom prst="rect">
+                      <a:avLst/>
+                    </a:prstGeom>
+                    <a:noFill/>
+                    <a:ln w="9525">
+                      <a:noFill/>
+                      <a:miter lim="800000"/>
+                      <a:headEnd/>
+                      <a:tailEnd/>
+                    </a:ln>
+                  </pic:spPr>
+                </pic:pic>
+              </a:graphicData>
+            </a:graphic>
+          </wp:inline>
+        </w:drawing>
+      </w:r>
     </w:p>
     <w:p>
       <w:pPr>
         <w:pStyle w:val="2"/>
       </w:pPr>
+      <w:bookmarkStart w:id="4" w:name="_Toc222446086"/>
       <w:r>
         <w:t>Пример 4</w:t>
       </w:r>
+      <w:bookmarkEnd w:id="4"/>
+    </w:p>
+    <w:p>
+      <w:r>
+        <w:rPr>
+          <w:noProof/>
+          <w:lang w:eastAsia="ru-RU"/>
+        </w:rPr>
+        <w:drawing>
+          <wp:inline distT="0" distB="0" distL="0" distR="0">
+            <wp:extent cx="5168265" cy="2878455"/>
+            <wp:effectExtent l="19050" t="0" r="0" b="0"/>
+            <wp:docPr id="10" name="Рисунок 10"/>
+            <wp:cNvGraphicFramePr>
+              <a:graphicFrameLocks xmlns:a="http://schemas.openxmlformats.org/drawingml/2006/main" noChangeAspect="1"/>
+            </wp:cNvGraphicFramePr>
+            <a:graphic xmlns:a="http://schemas.openxmlformats.org/drawingml/2006/main">
+              <a:graphicData uri="http://schemas.openxmlformats.org/drawingml/2006/picture">
+                <pic:pic xmlns:pic="http://schemas.openxmlformats.org/drawingml/2006/picture">
+                  <pic:nvPicPr>
+                    <pic:cNvPr id="0" name="Picture 10"/>
+                    <pic:cNvPicPr>
+                      <a:picLocks noChangeAspect="1" noChangeArrowheads="1"/>
+                    </pic:cNvPicPr>
+                  </pic:nvPicPr>
+                  <pic:blipFill>
+                    <a:blip r:embed="rId9" cstate="print"/>
+                    <a:srcRect/>
+                    <a:stretch>
+                      <a:fillRect/>
+                    </a:stretch>
+                  </pic:blipFill>
+                  <pic:spPr bwMode="auto">
+                    <a:xfrm>
+                      <a:off x="0" y="0"/>
+                      <a:ext cx="5168265" cy="2878455"/>
+                    </a:xfrm>
+                    <a:prstGeom prst="rect">
+                      <a:avLst/>
+                    </a:prstGeom>
+                    <a:noFill/>
+                    <a:ln w="9525">
+                      <a:noFill/>
+                      <a:miter lim="800000"/>
+                      <a:headEnd/>
+                      <a:tailEnd/>
+                    </a:ln>
+                  </pic:spPr>
+                </pic:pic>
+              </a:graphicData>
+            </a:graphic>
+          </wp:inline>
+        </w:drawing>
+      </w:r>
     </w:p>
     <w:p>
       <w:pPr>
         <w:pStyle w:val="2"/>
       </w:pPr>
-      <w:r>
+      <w:bookmarkStart w:id="5" w:name="_Toc222446087"/>
+      <w:r>
+        <w:lastRenderedPageBreak/>
         <w:t>Пример 5</w:t>
       </w:r>
+      <w:bookmarkEnd w:id="5"/>
+    </w:p>
+    <w:p>
+      <w:r>
+        <w:rPr>
+          <w:noProof/>
+          <w:lang w:eastAsia="ru-RU"/>
+        </w:rPr>
+        <w:drawing>
+          <wp:inline distT="0" distB="0" distL="0" distR="0">
+            <wp:extent cx="5940425" cy="2661939"/>
+            <wp:effectExtent l="19050" t="0" r="3175" b="0"/>
+            <wp:docPr id="13" name="Рисунок 13"/>
+            <wp:cNvGraphicFramePr>
+              <a:graphicFrameLocks xmlns:a="http://schemas.openxmlformats.org/drawingml/2006/main" noChangeAspect="1"/>
+            </wp:cNvGraphicFramePr>
+            <a:graphic xmlns:a="http://schemas.openxmlformats.org/drawingml/2006/main">
+              <a:graphicData uri="http://schemas.openxmlformats.org/drawingml/2006/picture">
+                <pic:pic xmlns:pic="http://schemas.openxmlformats.org/drawingml/2006/picture">
+                  <pic:nvPicPr>
+                    <pic:cNvPr id="0" name="Picture 13"/>
+                    <pic:cNvPicPr>
+                      <a:picLocks noChangeAspect="1" noChangeArrowheads="1"/>
+                    </pic:cNvPicPr>
+                  </pic:nvPicPr>
+                  <pic:blipFill>
+                    <a:blip r:embed="rId10" cstate="print"/>
+                    <a:srcRect/>
+                    <a:stretch>
+                      <a:fillRect/>
+                    </a:stretch>
+                  </pic:blipFill>
+                  <pic:spPr bwMode="auto">
+                    <a:xfrm>
+                      <a:off x="0" y="0"/>
+                      <a:ext cx="5940425" cy="2661939"/>
+                    </a:xfrm>
+                    <a:prstGeom prst="rect">
+                      <a:avLst/>
+                    </a:prstGeom>
+                    <a:noFill/>
+                    <a:ln w="9525">
+                      <a:noFill/>
+                      <a:miter lim="800000"/>
+                      <a:headEnd/>
+                      <a:tailEnd/>
+                    </a:ln>
+                  </pic:spPr>
+                </pic:pic>
+              </a:graphicData>
+            </a:graphic>
+          </wp:inline>
+        </w:drawing>
+      </w:r>
     </w:p>
     <w:p>
       <w:pPr>
         <w:pStyle w:val="2"/>
       </w:pPr>
+      <w:bookmarkStart w:id="6" w:name="_Toc222446088"/>
       <w:r>
         <w:t>Пример 6</w:t>
       </w:r>
+      <w:bookmarkEnd w:id="6"/>
+    </w:p>
+    <w:p>
+      <w:r>
+        <w:rPr>
+          <w:noProof/>
+          <w:lang w:eastAsia="ru-RU"/>
+        </w:rPr>
+        <w:drawing>
+          <wp:inline distT="0" distB="0" distL="0" distR="0">
+            <wp:extent cx="5057140" cy="4429125"/>
+            <wp:effectExtent l="19050" t="0" r="0" b="0"/>
+            <wp:docPr id="16" name="Рисунок 16"/>
+            <wp:cNvGraphicFramePr>
+              <a:graphicFrameLocks xmlns:a="http://schemas.openxmlformats.org/drawingml/2006/main" noChangeAspect="1"/>
+            </wp:cNvGraphicFramePr>
+            <a:graphic xmlns:a="http://schemas.openxmlformats.org/drawingml/2006/main">
+              <a:graphicData uri="http://schemas.openxmlformats.org/drawingml/2006/picture">
+                <pic:pic xmlns:pic="http://schemas.openxmlformats.org/drawingml/2006/picture">
+                  <pic:nvPicPr>
+                    <pic:cNvPr id="0" name="Picture 16"/>
+                    <pic:cNvPicPr>
+                      <a:picLocks noChangeAspect="1" noChangeArrowheads="1"/>
+                    </pic:cNvPicPr>
+                  </pic:nvPicPr>
+                  <pic:blipFill>
+                    <a:blip r:embed="rId11" cstate="print"/>
+                    <a:srcRect/>
+                    <a:stretch>
+                      <a:fillRect/>
+                    </a:stretch>
+                  </pic:blipFill>
+                  <pic:spPr bwMode="auto">
+                    <a:xfrm>
+                      <a:off x="0" y="0"/>
+                      <a:ext cx="5057140" cy="4429125"/>
+                    </a:xfrm>
+                    <a:prstGeom prst="rect">
+                      <a:avLst/>
+                    </a:prstGeom>
+                    <a:noFill/>
+                    <a:ln w="9525">
+                      <a:noFill/>
+                      <a:miter lim="800000"/>
+                      <a:headEnd/>
+                      <a:tailEnd/>
+                    </a:ln>
+                  </pic:spPr>
+                </pic:pic>
+              </a:graphicData>
+            </a:graphic>
+          </wp:inline>
+        </w:drawing>
+      </w:r>
     </w:p>
     <w:p>
       <w:pPr>
         <w:pStyle w:val="2"/>
       </w:pPr>
-      <w:r>
+      <w:bookmarkStart w:id="7" w:name="_Toc222446089"/>
+      <w:r>
+        <w:lastRenderedPageBreak/>
         <w:t>Пример 7</w:t>
       </w:r>
+      <w:bookmarkEnd w:id="7"/>
+    </w:p>
+    <w:p>
+      <w:r>
+        <w:rPr>
+          <w:noProof/>
+          <w:lang w:eastAsia="ru-RU"/>
+        </w:rPr>
+        <w:drawing>
+          <wp:inline distT="0" distB="0" distL="0" distR="0">
+            <wp:extent cx="4842510" cy="1670050"/>
+            <wp:effectExtent l="19050" t="0" r="0" b="0"/>
+            <wp:docPr id="19" name="Рисунок 19"/>
+            <wp:cNvGraphicFramePr>
+              <a:graphicFrameLocks xmlns:a="http://schemas.openxmlformats.org/drawingml/2006/main" noChangeAspect="1"/>
+            </wp:cNvGraphicFramePr>
+            <a:graphic xmlns:a="http://schemas.openxmlformats.org/drawingml/2006/main">
+              <a:graphicData uri="http://schemas.openxmlformats.org/drawingml/2006/picture">
+                <pic:pic xmlns:pic="http://schemas.openxmlformats.org/drawingml/2006/picture">
+                  <pic:nvPicPr>
+                    <pic:cNvPr id="0" name="Picture 19"/>
+                    <pic:cNvPicPr>
+                      <a:picLocks noChangeAspect="1" noChangeArrowheads="1"/>
+                    </pic:cNvPicPr>
+                  </pic:nvPicPr>
+                  <pic:blipFill>
+                    <a:blip r:embed="rId12" cstate="print"/>
+                    <a:srcRect/>
+                    <a:stretch>
+                      <a:fillRect/>
+                    </a:stretch>
+                  </pic:blipFill>
+                  <pic:spPr bwMode="auto">
+                    <a:xfrm>
+                      <a:off x="0" y="0"/>
+                      <a:ext cx="4842510" cy="1670050"/>
+                    </a:xfrm>
+                    <a:prstGeom prst="rect">
+                      <a:avLst/>
+                    </a:prstGeom>
+                    <a:noFill/>
+                    <a:ln w="9525">
+                      <a:noFill/>
+                      <a:miter lim="800000"/>
+                      <a:headEnd/>
+                      <a:tailEnd/>
+                    </a:ln>
+                  </pic:spPr>
+                </pic:pic>
+              </a:graphicData>
+            </a:graphic>
+          </wp:inline>
+        </w:drawing>
+      </w:r>
+    </w:p>
+    <w:p>
+      <w:pPr>
+        <w:pStyle w:val="1"/>
+      </w:pPr>
+      <w:bookmarkStart w:id="8" w:name="_Toc222446090"/>
+      <w:r>
+        <w:t>Самостоятельные:</w:t>
+      </w:r>
+      <w:bookmarkEnd w:id="8"/>
     </w:p>
     <w:p>
       <w:pPr>
         <w:pStyle w:val="2"/>
       </w:pPr>
-      <w:r>
-        <w:t>Пример 8</w:t>
+      <w:bookmarkStart w:id="9" w:name="_Toc222446091"/>
+      <w:r>
+        <w:t>Запрос 1</w:t>
+      </w:r>
+      <w:bookmarkEnd w:id="9"/>
+    </w:p>
+    <w:p>
+      <w:r>
+        <w:rPr>
+          <w:noProof/>
+          <w:lang w:eastAsia="ru-RU"/>
+        </w:rPr>
+        <w:drawing>
+          <wp:inline distT="0" distB="0" distL="0" distR="0">
+            <wp:extent cx="5940425" cy="2764312"/>
+            <wp:effectExtent l="19050" t="0" r="3175" b="0"/>
+            <wp:docPr id="22" name="Рисунок 22"/>
+            <wp:cNvGraphicFramePr>
+              <a:graphicFrameLocks xmlns:a="http://schemas.openxmlformats.org/drawingml/2006/main" noChangeAspect="1"/>
+            </wp:cNvGraphicFramePr>
+            <a:graphic xmlns:a="http://schemas.openxmlformats.org/drawingml/2006/main">
+              <a:graphicData uri="http://schemas.openxmlformats.org/drawingml/2006/picture">
+                <pic:pic xmlns:pic="http://schemas.openxmlformats.org/drawingml/2006/picture">
+                  <pic:nvPicPr>
+                    <pic:cNvPr id="0" name="Picture 22"/>
+                    <pic:cNvPicPr>
+                      <a:picLocks noChangeAspect="1" noChangeArrowheads="1"/>
+                    </pic:cNvPicPr>
+                  </pic:nvPicPr>
+                  <pic:blipFill>
+                    <a:blip r:embed="rId13" cstate="print"/>
+                    <a:srcRect/>
+                    <a:stretch>
+                      <a:fillRect/>
+                    </a:stretch>
+                  </pic:blipFill>
+                  <pic:spPr bwMode="auto">
+                    <a:xfrm>
+                      <a:off x="0" y="0"/>
+                      <a:ext cx="5940425" cy="2764312"/>
+                    </a:xfrm>
+                    <a:prstGeom prst="rect">
+                      <a:avLst/>
+                    </a:prstGeom>
+                    <a:noFill/>
+                    <a:ln w="9525">
+                      <a:noFill/>
+                      <a:miter lim="800000"/>
+                      <a:headEnd/>
+                      <a:tailEnd/>
+                    </a:ln>
+                  </pic:spPr>
+                </pic:pic>
+              </a:graphicData>
+            </a:graphic>
+          </wp:inline>
+        </w:drawing>
       </w:r>
     </w:p>
     <w:p>
       <w:pPr>
         <w:pStyle w:val="2"/>
       </w:pPr>
-      <w:r>
-        <w:t>Пример 9</w:t>
+      <w:bookmarkStart w:id="10" w:name="_Toc222446092"/>
+      <w:r>
+        <w:t>Запрос 2</w:t>
+      </w:r>
+      <w:bookmarkEnd w:id="10"/>
+    </w:p>
+    <w:p>
+      <w:r>
+        <w:rPr>
+          <w:noProof/>
+          <w:lang w:eastAsia="ru-RU"/>
+        </w:rPr>
+        <w:drawing>
+          <wp:inline distT="0" distB="0" distL="0" distR="0">
+            <wp:extent cx="5940425" cy="2830974"/>
+            <wp:effectExtent l="19050" t="0" r="3175" b="0"/>
+            <wp:docPr id="25" name="Рисунок 25"/>
+            <wp:cNvGraphicFramePr>
+              <a:graphicFrameLocks xmlns:a="http://schemas.openxmlformats.org/drawingml/2006/main" noChangeAspect="1"/>
+            </wp:cNvGraphicFramePr>
+            <a:graphic xmlns:a="http://schemas.openxmlformats.org/drawingml/2006/main">
+              <a:graphicData uri="http://schemas.openxmlformats.org/drawingml/2006/picture">
+                <pic:pic xmlns:pic="http://schemas.openxmlformats.org/drawingml/2006/picture">
+                  <pic:nvPicPr>
+                    <pic:cNvPr id="0" name="Picture 25"/>
+                    <pic:cNvPicPr>
+                      <a:picLocks noChangeAspect="1" noChangeArrowheads="1"/>
+                    </pic:cNvPicPr>
+                  </pic:nvPicPr>
+                  <pic:blipFill>
+                    <a:blip r:embed="rId14" cstate="print"/>
+                    <a:srcRect/>
+                    <a:stretch>
+                      <a:fillRect/>
+                    </a:stretch>
+                  </pic:blipFill>
+                  <pic:spPr bwMode="auto">
+                    <a:xfrm>
+                      <a:off x="0" y="0"/>
+                      <a:ext cx="5940425" cy="2830974"/>
+                    </a:xfrm>
+                    <a:prstGeom prst="rect">
+                      <a:avLst/>
+                    </a:prstGeom>
+                    <a:noFill/>
+                    <a:ln w="9525">
+                      <a:noFill/>
+                      <a:miter lim="800000"/>
+                      <a:headEnd/>
+                      <a:tailEnd/>
+                    </a:ln>
+                  </pic:spPr>
+                </pic:pic>
+              </a:graphicData>
+            </a:graphic>
+          </wp:inline>
+        </w:drawing>
       </w:r>
     </w:p>
     <w:p>
       <w:pPr>
         <w:pStyle w:val="2"/>
       </w:pPr>
-      <w:r>
-        <w:t>Пример 10</w:t>
+      <w:bookmarkStart w:id="11" w:name="_Toc222446093"/>
+      <w:r>
+        <w:lastRenderedPageBreak/>
+        <w:t>Запрос 3</w:t>
+      </w:r>
+      <w:bookmarkEnd w:id="11"/>
+    </w:p>
+    <w:p>
+      <w:r>
+        <w:rPr>
+          <w:noProof/>
+          <w:lang w:eastAsia="ru-RU"/>
+        </w:rPr>
+        <w:drawing>
+          <wp:inline distT="0" distB="0" distL="0" distR="0">
+            <wp:extent cx="4730750" cy="3204210"/>
+            <wp:effectExtent l="19050" t="0" r="0" b="0"/>
+            <wp:docPr id="28" name="Рисунок 28"/>
+            <wp:cNvGraphicFramePr>
+              <a:graphicFrameLocks xmlns:a="http://schemas.openxmlformats.org/drawingml/2006/main" noChangeAspect="1"/>
+            </wp:cNvGraphicFramePr>
+            <a:graphic xmlns:a="http://schemas.openxmlformats.org/drawingml/2006/main">
+              <a:graphicData uri="http://schemas.openxmlformats.org/drawingml/2006/picture">
+                <pic:pic xmlns:pic="http://schemas.openxmlformats.org/drawingml/2006/picture">
+                  <pic:nvPicPr>
+                    <pic:cNvPr id="0" name="Picture 28"/>
+                    <pic:cNvPicPr>
+                      <a:picLocks noChangeAspect="1" noChangeArrowheads="1"/>
+                    </pic:cNvPicPr>
+                  </pic:nvPicPr>
+                  <pic:blipFill>
+                    <a:blip r:embed="rId15" cstate="print"/>
+                    <a:srcRect/>
+                    <a:stretch>
+                      <a:fillRect/>
+                    </a:stretch>
+                  </pic:blipFill>
+                  <pic:spPr bwMode="auto">
+                    <a:xfrm>
+                      <a:off x="0" y="0"/>
+                      <a:ext cx="4730750" cy="3204210"/>
+                    </a:xfrm>
+                    <a:prstGeom prst="rect">
+                      <a:avLst/>
+                    </a:prstGeom>
+                    <a:noFill/>
+                    <a:ln w="9525">
+                      <a:noFill/>
+                      <a:miter lim="800000"/>
+                      <a:headEnd/>
+                      <a:tailEnd/>
+                    </a:ln>
+                  </pic:spPr>
+                </pic:pic>
+              </a:graphicData>
+            </a:graphic>
+          </wp:inline>
+        </w:drawing>
       </w:r>
     </w:p>
     <w:p>
       <w:pPr>
         <w:pStyle w:val="2"/>
       </w:pPr>
-      <w:r>
-        <w:t>Пример 11</w:t>
+      <w:bookmarkStart w:id="12" w:name="_Toc222446094"/>
+      <w:r>
+        <w:t>Запрос 4</w:t>
+      </w:r>
+      <w:bookmarkEnd w:id="12"/>
+    </w:p>
+    <w:p>
+      <w:r>
+        <w:rPr>
+          <w:noProof/>
+          <w:lang w:eastAsia="ru-RU"/>
+        </w:rPr>
+        <w:drawing>
+          <wp:inline distT="0" distB="0" distL="0" distR="0">
+            <wp:extent cx="5375275" cy="2886075"/>
+            <wp:effectExtent l="19050" t="0" r="0" b="0"/>
+            <wp:docPr id="31" name="Рисунок 31"/>
+            <wp:cNvGraphicFramePr>
+              <a:graphicFrameLocks xmlns:a="http://schemas.openxmlformats.org/drawingml/2006/main" noChangeAspect="1"/>
+            </wp:cNvGraphicFramePr>
+            <a:graphic xmlns:a="http://schemas.openxmlformats.org/drawingml/2006/main">
+              <a:graphicData uri="http://schemas.openxmlformats.org/drawingml/2006/picture">
+                <pic:pic xmlns:pic="http://schemas.openxmlformats.org/drawingml/2006/picture">
+                  <pic:nvPicPr>
+                    <pic:cNvPr id="0" name="Picture 31"/>
+                    <pic:cNvPicPr>
+                      <a:picLocks noChangeAspect="1" noChangeArrowheads="1"/>
+                    </pic:cNvPicPr>
+                  </pic:nvPicPr>
+                  <pic:blipFill>
+                    <a:blip r:embed="rId16" cstate="print"/>
+                    <a:srcRect/>
+                    <a:stretch>
+                      <a:fillRect/>
+                    </a:stretch>
+                  </pic:blipFill>
+                  <pic:spPr bwMode="auto">
+                    <a:xfrm>
+                      <a:off x="0" y="0"/>
+                      <a:ext cx="5375275" cy="2886075"/>
+                    </a:xfrm>
+                    <a:prstGeom prst="rect">
+                      <a:avLst/>
+                    </a:prstGeom>
+                    <a:noFill/>
+                    <a:ln w="9525">
+                      <a:noFill/>
+                      <a:miter lim="800000"/>
+                      <a:headEnd/>
+                      <a:tailEnd/>
+                    </a:ln>
+                  </pic:spPr>
+                </pic:pic>
+              </a:graphicData>
+            </a:graphic>
+          </wp:inline>
+        </w:drawing>
       </w:r>
     </w:p>
     <w:p>
       <w:pPr>
         <w:pStyle w:val="2"/>
       </w:pPr>
-      <w:r>
-        <w:t>Пример 12</w:t>
-      </w:r>
-    </w:p>
-    <w:p>
-      <w:pPr>
-        <w:pStyle w:val="1"/>
-      </w:pPr>
-      <w:r>
-        <w:t>Самостоятельные:</w:t>
+      <w:bookmarkStart w:id="13" w:name="_Toc222446095"/>
+      <w:r>
+        <w:lastRenderedPageBreak/>
+        <w:t>Запрос 5</w:t>
+      </w:r>
+      <w:bookmarkEnd w:id="13"/>
+    </w:p>
+    <w:p>
+      <w:r>
+        <w:rPr>
+          <w:noProof/>
+          <w:lang w:eastAsia="ru-RU"/>
+        </w:rPr>
+        <w:drawing>
+          <wp:inline distT="0" distB="0" distL="0" distR="0">
+            <wp:extent cx="4667250" cy="2711450"/>
+            <wp:effectExtent l="19050" t="0" r="0" b="0"/>
+            <wp:docPr id="34" name="Рисунок 34"/>
+            <wp:cNvGraphicFramePr>
+              <a:graphicFrameLocks xmlns:a="http://schemas.openxmlformats.org/drawingml/2006/main" noChangeAspect="1"/>
+            </wp:cNvGraphicFramePr>
+            <a:graphic xmlns:a="http://schemas.openxmlformats.org/drawingml/2006/main">
+              <a:graphicData uri="http://schemas.openxmlformats.org/drawingml/2006/picture">
+                <pic:pic xmlns:pic="http://schemas.openxmlformats.org/drawingml/2006/picture">
+                  <pic:nvPicPr>
+                    <pic:cNvPr id="0" name="Picture 34"/>
+                    <pic:cNvPicPr>
+                      <a:picLocks noChangeAspect="1" noChangeArrowheads="1"/>
+                    </pic:cNvPicPr>
+                  </pic:nvPicPr>
+                  <pic:blipFill>
+                    <a:blip r:embed="rId17" cstate="print"/>
+                    <a:srcRect/>
+                    <a:stretch>
+                      <a:fillRect/>
+                    </a:stretch>
+                  </pic:blipFill>
+                  <pic:spPr bwMode="auto">
+                    <a:xfrm>
+                      <a:off x="0" y="0"/>
+                      <a:ext cx="4667250" cy="2711450"/>
+                    </a:xfrm>
+                    <a:prstGeom prst="rect">
+                      <a:avLst/>
+                    </a:prstGeom>
+                    <a:noFill/>
+                    <a:ln w="9525">
+                      <a:noFill/>
+                      <a:miter lim="800000"/>
+                      <a:headEnd/>
+                      <a:tailEnd/>
+                    </a:ln>
+                  </pic:spPr>
+                </pic:pic>
+              </a:graphicData>
+            </a:graphic>
+          </wp:inline>
+        </w:drawing>
       </w:r>
     </w:p>
     <w:p>
       <w:pPr>
         <w:pStyle w:val="2"/>
       </w:pPr>
-      <w:r>
-        <w:t>Запрос 1</w:t>
+      <w:bookmarkStart w:id="14" w:name="_Toc222446096"/>
+      <w:r>
+        <w:t>Запрос 6</w:t>
+      </w:r>
+      <w:bookmarkEnd w:id="14"/>
+    </w:p>
+    <w:p>
+      <w:r>
+        <w:rPr>
+          <w:noProof/>
+          <w:lang w:eastAsia="ru-RU"/>
+        </w:rPr>
+        <w:drawing>
+          <wp:inline distT="0" distB="0" distL="0" distR="0">
+            <wp:extent cx="4587875" cy="4333240"/>
+            <wp:effectExtent l="19050" t="0" r="3175" b="0"/>
+            <wp:docPr id="37" name="Рисунок 37"/>
+            <wp:cNvGraphicFramePr>
+              <a:graphicFrameLocks xmlns:a="http://schemas.openxmlformats.org/drawingml/2006/main" noChangeAspect="1"/>
+            </wp:cNvGraphicFramePr>
+            <a:graphic xmlns:a="http://schemas.openxmlformats.org/drawingml/2006/main">
+              <a:graphicData uri="http://schemas.openxmlformats.org/drawingml/2006/picture">
+                <pic:pic xmlns:pic="http://schemas.openxmlformats.org/drawingml/2006/picture">
+                  <pic:nvPicPr>
+                    <pic:cNvPr id="0" name="Picture 37"/>
+                    <pic:cNvPicPr>
+                      <a:picLocks noChangeAspect="1" noChangeArrowheads="1"/>
+                    </pic:cNvPicPr>
+                  </pic:nvPicPr>
+                  <pic:blipFill>
+                    <a:blip r:embed="rId18" cstate="print"/>
+                    <a:srcRect/>
+                    <a:stretch>
+                      <a:fillRect/>
+                    </a:stretch>
+                  </pic:blipFill>
+                  <pic:spPr bwMode="auto">
+                    <a:xfrm>
+                      <a:off x="0" y="0"/>
+                      <a:ext cx="4587875" cy="4333240"/>
+                    </a:xfrm>
+                    <a:prstGeom prst="rect">
+                      <a:avLst/>
+                    </a:prstGeom>
+                    <a:noFill/>
+                    <a:ln w="9525">
+                      <a:noFill/>
+                      <a:miter lim="800000"/>
+                      <a:headEnd/>
+                      <a:tailEnd/>
+                    </a:ln>
+                  </pic:spPr>
+                </pic:pic>
+              </a:graphicData>
+            </a:graphic>
+          </wp:inline>
+        </w:drawing>
       </w:r>
     </w:p>
     <w:p>
       <w:pPr>
         <w:pStyle w:val="2"/>
       </w:pPr>
-      <w:r>
-        <w:t>Запрос 2</w:t>
-      </w:r>
-    </w:p>
-    <w:p>
-      <w:pPr>
-        <w:pStyle w:val="2"/>
-      </w:pPr>
-      <w:r>
-        <w:t>Запрос 3</w:t>
-      </w:r>
-    </w:p>
-    <w:p>
-      <w:pPr>
-        <w:pStyle w:val="2"/>
-      </w:pPr>
-      <w:r>
-        <w:t>Запрос 4</w:t>
-      </w:r>
-    </w:p>
-    <w:p>
-      <w:pPr>
-        <w:pStyle w:val="2"/>
-      </w:pPr>
-      <w:r>
-        <w:t>Запрос 5</w:t>
-      </w:r>
-    </w:p>
-    <w:p>
-      <w:pPr>
-        <w:pStyle w:val="2"/>
-      </w:pPr>
-      <w:r>
-        <w:t>Запрос 6</w:t>
-      </w:r>
-    </w:p>
-    <w:p>
-      <w:pPr>
-        <w:pStyle w:val="2"/>
-      </w:pPr>
-      <w:r>
+      <w:bookmarkStart w:id="15" w:name="_Toc222446097"/>
+      <w:r>
+        <w:lastRenderedPageBreak/>
         <w:t>Запрос 7</w:t>
       </w:r>
-    </w:p>
-    <w:p>
-      <w:pPr>
-        <w:pStyle w:val="2"/>
-      </w:pPr>
-      <w:r>
-        <w:t>Запрос 8</w:t>
-      </w:r>
-    </w:p>
-    <w:p>
-      <w:pPr>
-        <w:pStyle w:val="2"/>
-      </w:pPr>
-      <w:r>
-        <w:t>Запрос 9</w:t>
-      </w:r>
-    </w:p>
-    <w:p>
-      <w:pPr>
-        <w:pStyle w:val="2"/>
-      </w:pPr>
-      <w:r>
-        <w:t>Запрос 10</w:t>
-      </w:r>
-    </w:p>
-    <w:p>
-      <w:pPr>
-        <w:pStyle w:val="2"/>
-      </w:pPr>
-      <w:r>
-        <w:t>Запрос 11</w:t>
-      </w:r>
-    </w:p>
-    <w:p>
-      <w:pPr>
-        <w:pStyle w:val="2"/>
-      </w:pPr>
-      <w:r>
-        <w:t>Запрос 12</w:t>
+      <w:bookmarkEnd w:id="15"/>
+    </w:p>
+    <w:p>
+      <w:r>
+        <w:rPr>
+          <w:noProof/>
+          <w:lang w:eastAsia="ru-RU"/>
+        </w:rPr>
+        <w:drawing>
+          <wp:inline distT="0" distB="0" distL="0" distR="0">
+            <wp:extent cx="4540250" cy="1955800"/>
+            <wp:effectExtent l="19050" t="0" r="0" b="0"/>
+            <wp:docPr id="40" name="Рисунок 40"/>
+            <wp:cNvGraphicFramePr>
+              <a:graphicFrameLocks xmlns:a="http://schemas.openxmlformats.org/drawingml/2006/main" noChangeAspect="1"/>
+            </wp:cNvGraphicFramePr>
+            <a:graphic xmlns:a="http://schemas.openxmlformats.org/drawingml/2006/main">
+              <a:graphicData uri="http://schemas.openxmlformats.org/drawingml/2006/picture">
+                <pic:pic xmlns:pic="http://schemas.openxmlformats.org/drawingml/2006/picture">
+                  <pic:nvPicPr>
+                    <pic:cNvPr id="0" name="Picture 40"/>
+                    <pic:cNvPicPr>
+                      <a:picLocks noChangeAspect="1" noChangeArrowheads="1"/>
+                    </pic:cNvPicPr>
+                  </pic:nvPicPr>
+                  <pic:blipFill>
+                    <a:blip r:embed="rId19" cstate="print"/>
+                    <a:srcRect/>
+                    <a:stretch>
+                      <a:fillRect/>
+                    </a:stretch>
+                  </pic:blipFill>
+                  <pic:spPr bwMode="auto">
+                    <a:xfrm>
+                      <a:off x="0" y="0"/>
+                      <a:ext cx="4540250" cy="1955800"/>
+                    </a:xfrm>
+                    <a:prstGeom prst="rect">
+                      <a:avLst/>
+                    </a:prstGeom>
+                    <a:noFill/>
+                    <a:ln w="9525">
+                      <a:noFill/>
+                      <a:miter lim="800000"/>
+                      <a:headEnd/>
+                      <a:tailEnd/>
+                    </a:ln>
+                  </pic:spPr>
+                </pic:pic>
+              </a:graphicData>
+            </a:graphic>
+          </wp:inline>
+        </w:drawing>
       </w:r>
     </w:p>
     <w:p/>
@@ -1169,7 +2974,6 @@
     <w:basedOn w:val="1"/>
     <w:next w:val="a"/>
     <w:uiPriority w:val="39"/>
-    <w:semiHidden/>
     <w:unhideWhenUsed/>
     <w:qFormat/>
     <w:rsid w:val="00872A4B"/>
@@ -1190,6 +2994,42 @@
       <w:color w:val="4F81BD" w:themeColor="accent1"/>
       <w:sz w:val="26"/>
       <w:szCs w:val="26"/>
+    </w:rPr>
+  </w:style>
+  <w:style w:type="paragraph" w:styleId="11">
+    <w:name w:val="toc 1"/>
+    <w:basedOn w:val="a"/>
+    <w:next w:val="a"/>
+    <w:autoRedefine/>
+    <w:uiPriority w:val="39"/>
+    <w:unhideWhenUsed/>
+    <w:rsid w:val="0010468A"/>
+    <w:pPr>
+      <w:spacing w:after="100"/>
+    </w:pPr>
+  </w:style>
+  <w:style w:type="paragraph" w:styleId="21">
+    <w:name w:val="toc 2"/>
+    <w:basedOn w:val="a"/>
+    <w:next w:val="a"/>
+    <w:autoRedefine/>
+    <w:uiPriority w:val="39"/>
+    <w:unhideWhenUsed/>
+    <w:rsid w:val="0010468A"/>
+    <w:pPr>
+      <w:spacing w:after="100"/>
+      <w:ind w:left="280"/>
+    </w:pPr>
+  </w:style>
+  <w:style w:type="character" w:styleId="a7">
+    <w:name w:val="Hyperlink"/>
+    <w:basedOn w:val="a0"/>
+    <w:uiPriority w:val="99"/>
+    <w:unhideWhenUsed/>
+    <w:rsid w:val="0010468A"/>
+    <w:rPr>
+      <w:color w:val="0000FF" w:themeColor="hyperlink"/>
+      <w:u w:val="single"/>
     </w:rPr>
   </w:style>
 </w:styles>
@@ -1483,7 +3323,7 @@
 </file>
 
 <file path=customXml/itemProps1.xml><?xml version="1.0" encoding="utf-8"?>
-<ds:datastoreItem xmlns:ds="http://schemas.openxmlformats.org/officeDocument/2006/customXml" ds:itemID="{45C8D6A1-C46B-4B60-A964-1123D3C7333B}">
+<ds:datastoreItem xmlns:ds="http://schemas.openxmlformats.org/officeDocument/2006/customXml" ds:itemID="{9CB14808-BA4F-4C7E-8B80-89370864BCB3}">
   <ds:schemaRefs>
     <ds:schemaRef ds:uri="http://schemas.openxmlformats.org/officeDocument/2006/bibliography"/>
   </ds:schemaRefs>
